--- a/app/templates/PLI_M01.docx
+++ b/app/templates/PLI_M01.docx
@@ -1653,85 +1653,227 @@
         <w:t xml:space="preserve">): </w:t>
       </w:r>
     </w:p>
-    <w:p>
-      <w:pPr>
-        <w:jc w:val="center"/>
-        <w:spacing w:before="120"/>
-      </w:pPr>
-      <w:r>
-        <w:rPr>
-          <w:rFonts w:ascii="Arial" w:hAnsi="Arial" w:cs="Arial"/>
-          <w:sz w:val="24"/>
-          <w:sz-cs w:val="24"/>
-          <w:b/>
-        </w:rPr>
-        <w:t xml:space="preserve">STT</w:t>
-      </w:r>
-    </w:p>
-    <w:p>
-      <w:pPr>
-        <w:jc w:val="center"/>
-        <w:spacing w:before="120"/>
-      </w:pPr>
-      <w:r>
-        <w:rPr>
-          <w:rFonts w:ascii="Arial" w:hAnsi="Arial" w:cs="Arial"/>
-          <w:sz w:val="24"/>
-          <w:sz-cs w:val="24"/>
-          <w:b/>
-        </w:rPr>
-        <w:t xml:space="preserve">Tên ngành</w:t>
-      </w:r>
-    </w:p>
-    <w:p>
-      <w:pPr>
-        <w:jc w:val="center"/>
-        <w:spacing w:before="120"/>
-      </w:pPr>
-      <w:r>
-        <w:rPr>
-          <w:rFonts w:ascii="Arial" w:hAnsi="Arial" w:cs="Arial"/>
-          <w:sz w:val="24"/>
-          <w:sz-cs w:val="24"/>
-          <w:b/>
-        </w:rPr>
-        <w:t xml:space="preserve">Mã ngành</w:t>
-      </w:r>
-    </w:p>
-    <w:p>
-      <w:pPr>
-        <w:jc w:val="center"/>
-        <w:spacing w:before="120"/>
-      </w:pPr>
-      <w:r>
-        <w:rPr>
-          <w:rFonts w:ascii="Arial" w:hAnsi="Arial" w:cs="Arial"/>
-          <w:sz w:val="24"/>
-          <w:sz-cs w:val="24"/>
-          <w:b/>
-        </w:rPr>
-        <w:t xml:space="preserve">Ngành, nghề kinh doanh chính (</w:t>
-      </w:r>
-      <w:r>
-        <w:rPr>
-          <w:rFonts w:ascii="Arial" w:hAnsi="Arial" w:cs="Arial"/>
-          <w:sz w:val="24"/>
-          <w:sz-cs w:val="24"/>
-          <w:b/>
-          <w:i/>
-        </w:rPr>
-        <w:t xml:space="preserve">đánh dấu X để chọn một trong các ngành, nghề đã kê khai</w:t>
-      </w:r>
-      <w:r>
-        <w:rPr>
-          <w:rFonts w:ascii="Arial" w:hAnsi="Arial" w:cs="Arial"/>
-          <w:sz w:val="24"/>
-          <w:sz-cs w:val="24"/>
-          <w:b/>
-        </w:rPr>
-        <w:t xml:space="preserve">)</w:t>
-      </w:r>
-    </w:p>
+    <w:tbl>
+      <w:tblPr>
+        <w:tblW w:type="auto" w:w="0"/>
+        <w:tblLook w:firstColumn="1" w:firstRow="1" w:lastColumn="0" w:lastRow="0" w:noHBand="0" w:noVBand="1" w:val="04A0"/>
+        <w:tblBorders>
+          <w:top w:val="single" w:sz="4" w:color="000000"/>
+          <w:left w:val="single" w:sz="4" w:color="000000"/>
+          <w:bottom w:val="single" w:sz="4" w:color="000000"/>
+          <w:right w:val="single" w:sz="4" w:color="000000"/>
+          <w:insideH w:val="single" w:sz="4" w:color="000000"/>
+          <w:insideV w:val="single" w:sz="4" w:color="000000"/>
+        </w:tblBorders>
+      </w:tblPr>
+      <w:tblGrid>
+        <w:gridCol w:w="2160"/>
+        <w:gridCol w:w="2160"/>
+        <w:gridCol w:w="2160"/>
+        <w:gridCol w:w="2160"/>
+      </w:tblGrid>
+      <w:tr>
+        <w:tc>
+          <w:tcPr>
+            <w:tcW w:type="dxa" w:w="2160"/>
+          </w:tcPr>
+          <w:p>
+            <w:r>
+              <w:rPr>
+                <w:b/>
+              </w:rPr>
+              <w:t>STT</w:t>
+            </w:r>
+          </w:p>
+        </w:tc>
+        <w:tc>
+          <w:tcPr>
+            <w:tcW w:type="dxa" w:w="2160"/>
+          </w:tcPr>
+          <w:p>
+            <w:r>
+              <w:rPr>
+                <w:b/>
+              </w:rPr>
+              <w:t>Tên ngành</w:t>
+            </w:r>
+          </w:p>
+        </w:tc>
+        <w:tc>
+          <w:tcPr>
+            <w:tcW w:type="dxa" w:w="2160"/>
+          </w:tcPr>
+          <w:p>
+            <w:r>
+              <w:rPr>
+                <w:b/>
+              </w:rPr>
+              <w:t>Mã ngành</w:t>
+            </w:r>
+          </w:p>
+        </w:tc>
+        <w:tc>
+          <w:tcPr>
+            <w:tcW w:type="dxa" w:w="2160"/>
+          </w:tcPr>
+          <w:p>
+            <w:r>
+              <w:rPr>
+                <w:b/>
+              </w:rPr>
+              <w:t>Ngành, nghề kinh doanh chính</w:t>
+            </w:r>
+          </w:p>
+        </w:tc>
+      </w:tr>
+      <w:tr>
+        <w:tc>
+          <w:tcPr>
+            <w:tcW w:type="dxa" w:w="2160"/>
+          </w:tcPr>
+          <w:p/>
+        </w:tc>
+        <w:tc>
+          <w:tcPr>
+            <w:tcW w:type="dxa" w:w="2160"/>
+          </w:tcPr>
+          <w:p/>
+        </w:tc>
+        <w:tc>
+          <w:tcPr>
+            <w:tcW w:type="dxa" w:w="2160"/>
+          </w:tcPr>
+          <w:p/>
+        </w:tc>
+        <w:tc>
+          <w:tcPr>
+            <w:tcW w:type="dxa" w:w="2160"/>
+          </w:tcPr>
+          <w:p/>
+        </w:tc>
+      </w:tr>
+      <w:tr>
+        <w:tc>
+          <w:tcPr>
+            <w:tcW w:type="dxa" w:w="2160"/>
+          </w:tcPr>
+          <w:p/>
+        </w:tc>
+        <w:tc>
+          <w:tcPr>
+            <w:tcW w:type="dxa" w:w="2160"/>
+          </w:tcPr>
+          <w:p/>
+        </w:tc>
+        <w:tc>
+          <w:tcPr>
+            <w:tcW w:type="dxa" w:w="2160"/>
+          </w:tcPr>
+          <w:p/>
+        </w:tc>
+        <w:tc>
+          <w:tcPr>
+            <w:tcW w:type="dxa" w:w="2160"/>
+          </w:tcPr>
+          <w:p/>
+        </w:tc>
+      </w:tr>
+      <w:tr>
+        <w:tc>
+          <w:tcPr>
+            <w:tcW w:type="dxa" w:w="2160"/>
+          </w:tcPr>
+          <w:p/>
+        </w:tc>
+        <w:tc>
+          <w:tcPr>
+            <w:tcW w:type="dxa" w:w="2160"/>
+          </w:tcPr>
+          <w:p/>
+        </w:tc>
+        <w:tc>
+          <w:tcPr>
+            <w:tcW w:type="dxa" w:w="2160"/>
+          </w:tcPr>
+          <w:p/>
+        </w:tc>
+        <w:tc>
+          <w:tcPr>
+            <w:tcW w:type="dxa" w:w="2160"/>
+          </w:tcPr>
+          <w:p/>
+        </w:tc>
+      </w:tr>
+      <w:tr>
+        <w:tc>
+          <w:tcPr>
+            <w:tcW w:type="dxa" w:w="2160"/>
+          </w:tcPr>
+          <w:p/>
+        </w:tc>
+        <w:tc>
+          <w:tcPr>
+            <w:tcW w:type="dxa" w:w="2160"/>
+          </w:tcPr>
+          <w:p/>
+        </w:tc>
+        <w:tc>
+          <w:tcPr>
+            <w:tcW w:type="dxa" w:w="2160"/>
+          </w:tcPr>
+          <w:p/>
+        </w:tc>
+        <w:tc>
+          <w:tcPr>
+            <w:tcW w:type="dxa" w:w="2160"/>
+          </w:tcPr>
+          <w:p/>
+        </w:tc>
+      </w:tr>
+      <w:tr>
+        <w:tc>
+          <w:tcPr>
+            <w:tcW w:type="dxa" w:w="2160"/>
+          </w:tcPr>
+          <w:p>
+            <w:r>
+              <w:t>{#ds_nganh}{_stt}</w:t>
+            </w:r>
+          </w:p>
+        </w:tc>
+        <w:tc>
+          <w:tcPr>
+            <w:tcW w:type="dxa" w:w="2160"/>
+          </w:tcPr>
+          <w:p>
+            <w:r>
+              <w:t>{ten_nganh}</w:t>
+            </w:r>
+          </w:p>
+        </w:tc>
+        <w:tc>
+          <w:tcPr>
+            <w:tcW w:type="dxa" w:w="2160"/>
+          </w:tcPr>
+          <w:p>
+            <w:r>
+              <w:t>{ma_nganh}</w:t>
+            </w:r>
+          </w:p>
+        </w:tc>
+        <w:tc>
+          <w:tcPr>
+            <w:tcW w:type="dxa" w:w="2160"/>
+          </w:tcPr>
+          <w:p>
+            <w:r>
+              <w:t>{la_nganh_chinh}{/ds_nganh}</w:t>
+            </w:r>
+          </w:p>
+        </w:tc>
+      </w:tr>
+    </w:tbl>
+    <w:p/>
     <w:p>
       <w:pPr>
         <w:jc w:val="center"/>
@@ -4067,6 +4209,192 @@
     </w:sectPr>
   </w:body>
 </w:document>
+</file>
+
+<file path=word/styles.xml><?xml version="1.0" encoding="utf-8"?>
+<w:styles xmlns:mc="http://schemas.openxmlformats.org/markup-compatibility/2006" xmlns:r="http://schemas.openxmlformats.org/officeDocument/2006/relationships" xmlns:w14="http://schemas.microsoft.com/office/word/2010/wordml" xmlns:w="http://schemas.openxmlformats.org/wordprocessingml/2006/main" mc:Ignorable="w14">
+  <w:docDefaults>
+    <w:rPrDefault>
+      <w:rPr>
+        <w:rFonts w:asciiTheme="minorHAnsi" w:eastAsiaTheme="minorEastAsia" w:hAnsiTheme="minorHAnsi" w:cstheme="minorBidi"/>
+        <w:sz w:val="24"/>
+        <w:szCs w:val="24"/>
+        <w:lang w:val="en-US" w:eastAsia="en-US" w:bidi="ar-SA"/>
+      </w:rPr>
+    </w:rPrDefault>
+    <w:pPrDefault/>
+  </w:docDefaults>
+  <w:latentStyles w:defLockedState="0" w:defUIPriority="99" w:defSemiHidden="1" w:defUnhideWhenUsed="1" w:defQFormat="0" w:count="276">
+    <w:lsdException w:name="Normal" w:semiHidden="0" w:uiPriority="0" w:unhideWhenUsed="0" w:qFormat="1"/>
+    <w:lsdException w:name="heading 1" w:semiHidden="0" w:uiPriority="9" w:unhideWhenUsed="0" w:qFormat="1"/>
+    <w:lsdException w:name="heading 2" w:uiPriority="9" w:qFormat="1"/>
+    <w:lsdException w:name="heading 3" w:uiPriority="9" w:qFormat="1"/>
+    <w:lsdException w:name="heading 4" w:uiPriority="9" w:qFormat="1"/>
+    <w:lsdException w:name="heading 5" w:uiPriority="9" w:qFormat="1"/>
+    <w:lsdException w:name="heading 6" w:uiPriority="9" w:qFormat="1"/>
+    <w:lsdException w:name="heading 7" w:uiPriority="9" w:qFormat="1"/>
+    <w:lsdException w:name="heading 8" w:uiPriority="9" w:qFormat="1"/>
+    <w:lsdException w:name="heading 9" w:uiPriority="9" w:qFormat="1"/>
+    <w:lsdException w:name="toc 1" w:uiPriority="39"/>
+    <w:lsdException w:name="toc 2" w:uiPriority="39"/>
+    <w:lsdException w:name="toc 3" w:uiPriority="39"/>
+    <w:lsdException w:name="toc 4" w:uiPriority="39"/>
+    <w:lsdException w:name="toc 5" w:uiPriority="39"/>
+    <w:lsdException w:name="toc 6" w:uiPriority="39"/>
+    <w:lsdException w:name="toc 7" w:uiPriority="39"/>
+    <w:lsdException w:name="toc 8" w:uiPriority="39"/>
+    <w:lsdException w:name="toc 9" w:uiPriority="39"/>
+    <w:lsdException w:name="caption" w:uiPriority="35" w:qFormat="1"/>
+    <w:lsdException w:name="Title" w:semiHidden="0" w:uiPriority="10" w:unhideWhenUsed="0" w:qFormat="1"/>
+    <w:lsdException w:name="Default Paragraph Font" w:uiPriority="1"/>
+    <w:lsdException w:name="Subtitle" w:semiHidden="0" w:uiPriority="11" w:unhideWhenUsed="0" w:qFormat="1"/>
+    <w:lsdException w:name="Strong" w:semiHidden="0" w:uiPriority="22" w:unhideWhenUsed="0" w:qFormat="1"/>
+    <w:lsdException w:name="Emphasis" w:semiHidden="0" w:uiPriority="20" w:unhideWhenUsed="0" w:qFormat="1"/>
+    <w:lsdException w:name="Table Grid" w:semiHidden="0" w:uiPriority="59" w:unhideWhenUsed="0"/>
+    <w:lsdException w:name="Placeholder Text" w:unhideWhenUsed="0"/>
+    <w:lsdException w:name="No Spacing" w:semiHidden="0" w:uiPriority="1" w:unhideWhenUsed="0" w:qFormat="1"/>
+    <w:lsdException w:name="Light Shading" w:semiHidden="0" w:uiPriority="60" w:unhideWhenUsed="0"/>
+    <w:lsdException w:name="Light List" w:semiHidden="0" w:uiPriority="61" w:unhideWhenUsed="0"/>
+    <w:lsdException w:name="Light Grid" w:semiHidden="0" w:uiPriority="62" w:unhideWhenUsed="0"/>
+    <w:lsdException w:name="Medium Shading 1" w:semiHidden="0" w:uiPriority="63" w:unhideWhenUsed="0"/>
+    <w:lsdException w:name="Medium Shading 2" w:semiHidden="0" w:uiPriority="64" w:unhideWhenUsed="0"/>
+    <w:lsdException w:name="Medium List 1" w:semiHidden="0" w:uiPriority="65" w:unhideWhenUsed="0"/>
+    <w:lsdException w:name="Medium List 2" w:semiHidden="0" w:uiPriority="66" w:unhideWhenUsed="0"/>
+    <w:lsdException w:name="Medium Grid 1" w:semiHidden="0" w:uiPriority="67" w:unhideWhenUsed="0"/>
+    <w:lsdException w:name="Medium Grid 2" w:semiHidden="0" w:uiPriority="68" w:unhideWhenUsed="0"/>
+    <w:lsdException w:name="Medium Grid 3" w:semiHidden="0" w:uiPriority="69" w:unhideWhenUsed="0"/>
+    <w:lsdException w:name="Dark List" w:semiHidden="0" w:uiPriority="70" w:unhideWhenUsed="0"/>
+    <w:lsdException w:name="Colorful Shading" w:semiHidden="0" w:uiPriority="71" w:unhideWhenUsed="0"/>
+    <w:lsdException w:name="Colorful List" w:semiHidden="0" w:uiPriority="72" w:unhideWhenUsed="0"/>
+    <w:lsdException w:name="Colorful Grid" w:semiHidden="0" w:uiPriority="73" w:unhideWhenUsed="0"/>
+    <w:lsdException w:name="Light Shading Accent 1" w:semiHidden="0" w:uiPriority="60" w:unhideWhenUsed="0"/>
+    <w:lsdException w:name="Light List Accent 1" w:semiHidden="0" w:uiPriority="61" w:unhideWhenUsed="0"/>
+    <w:lsdException w:name="Light Grid Accent 1" w:semiHidden="0" w:uiPriority="62" w:unhideWhenUsed="0"/>
+    <w:lsdException w:name="Medium Shading 1 Accent 1" w:semiHidden="0" w:uiPriority="63" w:unhideWhenUsed="0"/>
+    <w:lsdException w:name="Medium Shading 2 Accent 1" w:semiHidden="0" w:uiPriority="64" w:unhideWhenUsed="0"/>
+    <w:lsdException w:name="Medium List 1 Accent 1" w:semiHidden="0" w:uiPriority="65" w:unhideWhenUsed="0"/>
+    <w:lsdException w:name="Revision" w:unhideWhenUsed="0"/>
+    <w:lsdException w:name="List Paragraph" w:semiHidden="0" w:uiPriority="34" w:unhideWhenUsed="0" w:qFormat="1"/>
+    <w:lsdException w:name="Quote" w:semiHidden="0" w:uiPriority="29" w:unhideWhenUsed="0" w:qFormat="1"/>
+    <w:lsdException w:name="Intense Quote" w:semiHidden="0" w:uiPriority="30" w:unhideWhenUsed="0" w:qFormat="1"/>
+    <w:lsdException w:name="Medium List 2 Accent 1" w:semiHidden="0" w:uiPriority="66" w:unhideWhenUsed="0"/>
+    <w:lsdException w:name="Medium Grid 1 Accent 1" w:semiHidden="0" w:uiPriority="67" w:unhideWhenUsed="0"/>
+    <w:lsdException w:name="Medium Grid 2 Accent 1" w:semiHidden="0" w:uiPriority="68" w:unhideWhenUsed="0"/>
+    <w:lsdException w:name="Medium Grid 3 Accent 1" w:semiHidden="0" w:uiPriority="69" w:unhideWhenUsed="0"/>
+    <w:lsdException w:name="Dark List Accent 1" w:semiHidden="0" w:uiPriority="70" w:unhideWhenUsed="0"/>
+    <w:lsdException w:name="Colorful Shading Accent 1" w:semiHidden="0" w:uiPriority="71" w:unhideWhenUsed="0"/>
+    <w:lsdException w:name="Colorful List Accent 1" w:semiHidden="0" w:uiPriority="72" w:unhideWhenUsed="0"/>
+    <w:lsdException w:name="Colorful Grid Accent 1" w:semiHidden="0" w:uiPriority="73" w:unhideWhenUsed="0"/>
+    <w:lsdException w:name="Light Shading Accent 2" w:semiHidden="0" w:uiPriority="60" w:unhideWhenUsed="0"/>
+    <w:lsdException w:name="Light List Accent 2" w:semiHidden="0" w:uiPriority="61" w:unhideWhenUsed="0"/>
+    <w:lsdException w:name="Light Grid Accent 2" w:semiHidden="0" w:uiPriority="62" w:unhideWhenUsed="0"/>
+    <w:lsdException w:name="Medium Shading 1 Accent 2" w:semiHidden="0" w:uiPriority="63" w:unhideWhenUsed="0"/>
+    <w:lsdException w:name="Medium Shading 2 Accent 2" w:semiHidden="0" w:uiPriority="64" w:unhideWhenUsed="0"/>
+    <w:lsdException w:name="Medium List 1 Accent 2" w:semiHidden="0" w:uiPriority="65" w:unhideWhenUsed="0"/>
+    <w:lsdException w:name="Medium List 2 Accent 2" w:semiHidden="0" w:uiPriority="66" w:unhideWhenUsed="0"/>
+    <w:lsdException w:name="Medium Grid 1 Accent 2" w:semiHidden="0" w:uiPriority="67" w:unhideWhenUsed="0"/>
+    <w:lsdException w:name="Medium Grid 2 Accent 2" w:semiHidden="0" w:uiPriority="68" w:unhideWhenUsed="0"/>
+    <w:lsdException w:name="Medium Grid 3 Accent 2" w:semiHidden="0" w:uiPriority="69" w:unhideWhenUsed="0"/>
+    <w:lsdException w:name="Dark List Accent 2" w:semiHidden="0" w:uiPriority="70" w:unhideWhenUsed="0"/>
+    <w:lsdException w:name="Colorful Shading Accent 2" w:semiHidden="0" w:uiPriority="71" w:unhideWhenUsed="0"/>
+    <w:lsdException w:name="Colorful List Accent 2" w:semiHidden="0" w:uiPriority="72" w:unhideWhenUsed="0"/>
+    <w:lsdException w:name="Colorful Grid Accent 2" w:semiHidden="0" w:uiPriority="73" w:unhideWhenUsed="0"/>
+    <w:lsdException w:name="Light Shading Accent 3" w:semiHidden="0" w:uiPriority="60" w:unhideWhenUsed="0"/>
+    <w:lsdException w:name="Light List Accent 3" w:semiHidden="0" w:uiPriority="61" w:unhideWhenUsed="0"/>
+    <w:lsdException w:name="Light Grid Accent 3" w:semiHidden="0" w:uiPriority="62" w:unhideWhenUsed="0"/>
+    <w:lsdException w:name="Medium Shading 1 Accent 3" w:semiHidden="0" w:uiPriority="63" w:unhideWhenUsed="0"/>
+    <w:lsdException w:name="Medium Shading 2 Accent 3" w:semiHidden="0" w:uiPriority="64" w:unhideWhenUsed="0"/>
+    <w:lsdException w:name="Medium List 1 Accent 3" w:semiHidden="0" w:uiPriority="65" w:unhideWhenUsed="0"/>
+    <w:lsdException w:name="Medium List 2 Accent 3" w:semiHidden="0" w:uiPriority="66" w:unhideWhenUsed="0"/>
+    <w:lsdException w:name="Medium Grid 1 Accent 3" w:semiHidden="0" w:uiPriority="67" w:unhideWhenUsed="0"/>
+    <w:lsdException w:name="Medium Grid 2 Accent 3" w:semiHidden="0" w:uiPriority="68" w:unhideWhenUsed="0"/>
+    <w:lsdException w:name="Medium Grid 3 Accent 3" w:semiHidden="0" w:uiPriority="69" w:unhideWhenUsed="0"/>
+    <w:lsdException w:name="Dark List Accent 3" w:semiHidden="0" w:uiPriority="70" w:unhideWhenUsed="0"/>
+    <w:lsdException w:name="Colorful Shading Accent 3" w:semiHidden="0" w:uiPriority="71" w:unhideWhenUsed="0"/>
+    <w:lsdException w:name="Colorful List Accent 3" w:semiHidden="0" w:uiPriority="72" w:unhideWhenUsed="0"/>
+    <w:lsdException w:name="Colorful Grid Accent 3" w:semiHidden="0" w:uiPriority="73" w:unhideWhenUsed="0"/>
+    <w:lsdException w:name="Light Shading Accent 4" w:semiHidden="0" w:uiPriority="60" w:unhideWhenUsed="0"/>
+    <w:lsdException w:name="Light List Accent 4" w:semiHidden="0" w:uiPriority="61" w:unhideWhenUsed="0"/>
+    <w:lsdException w:name="Light Grid Accent 4" w:semiHidden="0" w:uiPriority="62" w:unhideWhenUsed="0"/>
+    <w:lsdException w:name="Medium Shading 1 Accent 4" w:semiHidden="0" w:uiPriority="63" w:unhideWhenUsed="0"/>
+    <w:lsdException w:name="Medium Shading 2 Accent 4" w:semiHidden="0" w:uiPriority="64" w:unhideWhenUsed="0"/>
+    <w:lsdException w:name="Medium List 1 Accent 4" w:semiHidden="0" w:uiPriority="65" w:unhideWhenUsed="0"/>
+    <w:lsdException w:name="Medium List 2 Accent 4" w:semiHidden="0" w:uiPriority="66" w:unhideWhenUsed="0"/>
+    <w:lsdException w:name="Medium Grid 1 Accent 4" w:semiHidden="0" w:uiPriority="67" w:unhideWhenUsed="0"/>
+    <w:lsdException w:name="Medium Grid 2 Accent 4" w:semiHidden="0" w:uiPriority="68" w:unhideWhenUsed="0"/>
+    <w:lsdException w:name="Medium Grid 3 Accent 4" w:semiHidden="0" w:uiPriority="69" w:unhideWhenUsed="0"/>
+    <w:lsdException w:name="Dark List Accent 4" w:semiHidden="0" w:uiPriority="70" w:unhideWhenUsed="0"/>
+    <w:lsdException w:name="Colorful Shading Accent 4" w:semiHidden="0" w:uiPriority="71" w:unhideWhenUsed="0"/>
+    <w:lsdException w:name="Colorful List Accent 4" w:semiHidden="0" w:uiPriority="72" w:unhideWhenUsed="0"/>
+    <w:lsdException w:name="Colorful Grid Accent 4" w:semiHidden="0" w:uiPriority="73" w:unhideWhenUsed="0"/>
+    <w:lsdException w:name="Light Shading Accent 5" w:semiHidden="0" w:uiPriority="60" w:unhideWhenUsed="0"/>
+    <w:lsdException w:name="Light List Accent 5" w:semiHidden="0" w:uiPriority="61" w:unhideWhenUsed="0"/>
+    <w:lsdException w:name="Light Grid Accent 5" w:semiHidden="0" w:uiPriority="62" w:unhideWhenUsed="0"/>
+    <w:lsdException w:name="Medium Shading 1 Accent 5" w:semiHidden="0" w:uiPriority="63" w:unhideWhenUsed="0"/>
+    <w:lsdException w:name="Medium Shading 2 Accent 5" w:semiHidden="0" w:uiPriority="64" w:unhideWhenUsed="0"/>
+    <w:lsdException w:name="Medium List 1 Accent 5" w:semiHidden="0" w:uiPriority="65" w:unhideWhenUsed="0"/>
+    <w:lsdException w:name="Medium List 2 Accent 5" w:semiHidden="0" w:uiPriority="66" w:unhideWhenUsed="0"/>
+    <w:lsdException w:name="Medium Grid 1 Accent 5" w:semiHidden="0" w:uiPriority="67" w:unhideWhenUsed="0"/>
+    <w:lsdException w:name="Medium Grid 2 Accent 5" w:semiHidden="0" w:uiPriority="68" w:unhideWhenUsed="0"/>
+    <w:lsdException w:name="Medium Grid 3 Accent 5" w:semiHidden="0" w:uiPriority="69" w:unhideWhenUsed="0"/>
+    <w:lsdException w:name="Dark List Accent 5" w:semiHidden="0" w:uiPriority="70" w:unhideWhenUsed="0"/>
+    <w:lsdException w:name="Colorful Shading Accent 5" w:semiHidden="0" w:uiPriority="71" w:unhideWhenUsed="0"/>
+    <w:lsdException w:name="Colorful List Accent 5" w:semiHidden="0" w:uiPriority="72" w:unhideWhenUsed="0"/>
+    <w:lsdException w:name="Colorful Grid Accent 5" w:semiHidden="0" w:uiPriority="73" w:unhideWhenUsed="0"/>
+    <w:lsdException w:name="Light Shading Accent 6" w:semiHidden="0" w:uiPriority="60" w:unhideWhenUsed="0"/>
+    <w:lsdException w:name="Light List Accent 6" w:semiHidden="0" w:uiPriority="61" w:unhideWhenUsed="0"/>
+    <w:lsdException w:name="Light Grid Accent 6" w:semiHidden="0" w:uiPriority="62" w:unhideWhenUsed="0"/>
+    <w:lsdException w:name="Medium Shading 1 Accent 6" w:semiHidden="0" w:uiPriority="63" w:unhideWhenUsed="0"/>
+    <w:lsdException w:name="Medium Shading 2 Accent 6" w:semiHidden="0" w:uiPriority="64" w:unhideWhenUsed="0"/>
+    <w:lsdException w:name="Medium List 1 Accent 6" w:semiHidden="0" w:uiPriority="65" w:unhideWhenUsed="0"/>
+    <w:lsdException w:name="Medium List 2 Accent 6" w:semiHidden="0" w:uiPriority="66" w:unhideWhenUsed="0"/>
+    <w:lsdException w:name="Medium Grid 1 Accent 6" w:semiHidden="0" w:uiPriority="67" w:unhideWhenUsed="0"/>
+    <w:lsdException w:name="Medium Grid 2 Accent 6" w:semiHidden="0" w:uiPriority="68" w:unhideWhenUsed="0"/>
+    <w:lsdException w:name="Medium Grid 3 Accent 6" w:semiHidden="0" w:uiPriority="69" w:unhideWhenUsed="0"/>
+    <w:lsdException w:name="Dark List Accent 6" w:semiHidden="0" w:uiPriority="70" w:unhideWhenUsed="0"/>
+    <w:lsdException w:name="Colorful Shading Accent 6" w:semiHidden="0" w:uiPriority="71" w:unhideWhenUsed="0"/>
+    <w:lsdException w:name="Colorful List Accent 6" w:semiHidden="0" w:uiPriority="72" w:unhideWhenUsed="0"/>
+    <w:lsdException w:name="Colorful Grid Accent 6" w:semiHidden="0" w:uiPriority="73" w:unhideWhenUsed="0"/>
+    <w:lsdException w:name="Subtle Emphasis" w:semiHidden="0" w:uiPriority="19" w:unhideWhenUsed="0" w:qFormat="1"/>
+    <w:lsdException w:name="Intense Emphasis" w:semiHidden="0" w:uiPriority="21" w:unhideWhenUsed="0" w:qFormat="1"/>
+    <w:lsdException w:name="Subtle Reference" w:semiHidden="0" w:uiPriority="31" w:unhideWhenUsed="0" w:qFormat="1"/>
+    <w:lsdException w:name="Intense Reference" w:semiHidden="0" w:uiPriority="32" w:unhideWhenUsed="0" w:qFormat="1"/>
+    <w:lsdException w:name="Book Title" w:semiHidden="0" w:uiPriority="33" w:unhideWhenUsed="0" w:qFormat="1"/>
+    <w:lsdException w:name="Bibliography" w:uiPriority="37"/>
+    <w:lsdException w:name="TOC Heading" w:uiPriority="39" w:qFormat="1"/>
+  </w:latentStyles>
+  <w:style w:type="paragraph" w:default="1" w:styleId="Normal">
+    <w:name w:val="Normal"/>
+    <w:qFormat/>
+  </w:style>
+  <w:style w:type="character" w:default="1" w:styleId="DefaultParagraphFont">
+    <w:name w:val="Default Paragraph Font"/>
+    <w:uiPriority w:val="1"/>
+    <w:semiHidden/>
+    <w:unhideWhenUsed/>
+  </w:style>
+  <w:style w:type="table" w:default="1" w:styleId="TableNormal">
+    <w:name w:val="Normal Table"/>
+    <w:uiPriority w:val="99"/>
+    <w:semiHidden/>
+    <w:unhideWhenUsed/>
+    <w:tblPr>
+      <w:tblInd w:w="0" w:type="dxa"/>
+      <w:tblCellMar>
+        <w:top w:w="0" w:type="dxa"/>
+        <w:left w:w="108" w:type="dxa"/>
+        <w:bottom w:w="0" w:type="dxa"/>
+        <w:right w:w="108" w:type="dxa"/>
+      </w:tblCellMar>
+    </w:tblPr>
+  </w:style>
+  <w:style w:type="numbering" w:default="1" w:styleId="NoList">
+    <w:name w:val="No List"/>
+    <w:uiPriority w:val="99"/>
+    <w:semiHidden/>
+    <w:unhideWhenUsed/>
+  </w:style>
+</w:styles>
 </file>
 
 <file path=word/theme/theme1.xml><?xml version="1.0" encoding="utf-8"?>

--- a/app/templates/PLI_M01.docx
+++ b/app/templates/PLI_M01.docx
@@ -2060,6 +2060,459 @@
         <w:t xml:space="preserve">Tài sản góp vốn: </w:t>
       </w:r>
     </w:p>
+    <w:tbl xmlns:ns0="urn:orca:p1b-temp">
+      <w:tblPr>
+        <w:tblW w:type="auto" w:w="0"/>
+        <w:tblLook w:firstColumn="1" w:firstRow="1" w:lastColumn="0" w:lastRow="0" w:noHBand="0" w:noVBand="1" w:val="04A0"/>
+        <w:tblBorders>
+          <w:top w:val="single" w:sz="4" w:color="000000"/>
+          <w:left w:val="single" w:sz="4" w:color="000000"/>
+          <w:bottom w:val="single" w:sz="4" w:color="000000"/>
+          <w:right w:val="single" w:sz="4" w:color="000000"/>
+          <w:insideH w:val="single" w:sz="4" w:color="000000"/>
+          <w:insideV w:val="single" w:sz="4" w:color="000000"/>
+        </w:tblBorders>
+      </w:tblPr>
+      <w:tblGrid>
+        <w:gridCol w:w="2160"/>
+        <w:gridCol w:w="2160"/>
+        <w:gridCol w:w="2160"/>
+        <w:gridCol w:w="2160"/>
+      </w:tblGrid>
+      <w:tr>
+        <w:tc>
+          <w:tcPr>
+            <w:tcW w:type="dxa" w:w="2160"/>
+          </w:tcPr>
+          <w:p>
+            <w:r>
+              <w:rPr>
+                <w:b/>
+              </w:rPr>
+              <w:t>Tài sản góp vốn</w:t>
+            </w:r>
+          </w:p>
+        </w:tc>
+        <w:tc>
+          <w:tcPr>
+            <w:tcW w:type="dxa" w:w="2160"/>
+          </w:tcPr>
+          <w:p>
+            <w:r>
+              <w:rPr>
+                <w:b/>
+              </w:rPr>
+              <w:t>Ghi rõ loại ngoại tệ, số tiền được góp bằng mỗi loại ngoại tệ / loại tài sản, số lượng và giá trị còn lại của mỗi loại tài sản</w:t>
+            </w:r>
+          </w:p>
+        </w:tc>
+        <w:tc>
+          <w:tcPr>
+            <w:tcW w:type="dxa" w:w="2160"/>
+          </w:tcPr>
+          <w:p>
+            <w:r>
+              <w:rPr>
+                <w:b/>
+              </w:rPr>
+              <w:t>Giá trị vốn của từng tài sản trong vốn đầu tư (bằng số, VNĐ)</w:t>
+            </w:r>
+          </w:p>
+        </w:tc>
+        <w:tc>
+          <w:tcPr>
+            <w:tcW w:type="dxa" w:w="2160"/>
+          </w:tcPr>
+          <w:p>
+            <w:r>
+              <w:rPr>
+                <w:b/>
+              </w:rPr>
+              <w:t>Tỷ lệ (%)</w:t>
+            </w:r>
+          </w:p>
+        </w:tc>
+      </w:tr>
+      <w:tr>
+        <w:tc>
+          <w:tcPr>
+            <w:tcW w:type="dxa" w:w="2160"/>
+          </w:tcPr>
+          <w:p>
+            <w:r>
+              <w:rPr>
+                <w:b w:val="0"/>
+              </w:rPr>
+              <w:t>Đồng Việt Nam</w:t>
+            </w:r>
+          </w:p>
+        </w:tc>
+        <w:tc>
+          <w:tcPr>
+            <w:tcW w:type="dxa" w:w="2160"/>
+          </w:tcPr>
+          <w:p>
+            <w:r>
+              <w:rPr>
+                <w:b w:val="0"/>
+              </w:rPr>
+              <w:t>{co_cau_tai_san_gop_von_dau_tu.dong_viet_nam.chi_tiet_ngoai_te_tai_san_khac}</w:t>
+            </w:r>
+          </w:p>
+        </w:tc>
+        <w:tc>
+          <w:tcPr>
+            <w:tcW w:type="dxa" w:w="2160"/>
+          </w:tcPr>
+          <w:p>
+            <w:r>
+              <w:rPr>
+                <w:b w:val="0"/>
+              </w:rPr>
+              <w:t>{co_cau_tai_san_gop_von_dau_tu.dong_viet_nam.gia_tri_vnd}</w:t>
+            </w:r>
+          </w:p>
+        </w:tc>
+        <w:tc>
+          <w:tcPr>
+            <w:tcW w:type="dxa" w:w="2160"/>
+          </w:tcPr>
+          <w:p>
+            <w:r>
+              <w:rPr>
+                <w:b w:val="0"/>
+              </w:rPr>
+              <w:t>{co_cau_tai_san_gop_von_dau_tu.dong_viet_nam.ty_le}</w:t>
+            </w:r>
+          </w:p>
+        </w:tc>
+      </w:tr>
+      <w:tr>
+        <w:tc>
+          <w:tcPr>
+            <w:tcW w:type="dxa" w:w="2160"/>
+          </w:tcPr>
+          <w:p>
+            <w:r>
+              <w:rPr>
+                <w:b w:val="0"/>
+              </w:rPr>
+              <w:t>Ngoại tệ tự do chuyển đổi (ghi rõ loại ngoại tệ, số tiền được góp bằng mỗi loại ngoại tệ)</w:t>
+            </w:r>
+          </w:p>
+        </w:tc>
+        <w:tc>
+          <w:tcPr>
+            <w:tcW w:type="dxa" w:w="2160"/>
+          </w:tcPr>
+          <w:p>
+            <w:r>
+              <w:rPr>
+                <w:b w:val="0"/>
+              </w:rPr>
+              <w:t>{co_cau_tai_san_gop_von_dau_tu.ngoai_te_tu_do_chuyen_doi.chi_tiet_ngoai_te_tai_san_khac}</w:t>
+            </w:r>
+          </w:p>
+        </w:tc>
+        <w:tc>
+          <w:tcPr>
+            <w:tcW w:type="dxa" w:w="2160"/>
+          </w:tcPr>
+          <w:p>
+            <w:r>
+              <w:rPr>
+                <w:b w:val="0"/>
+              </w:rPr>
+              <w:t>{co_cau_tai_san_gop_von_dau_tu.ngoai_te_tu_do_chuyen_doi.gia_tri_vnd}</w:t>
+            </w:r>
+          </w:p>
+        </w:tc>
+        <w:tc>
+          <w:tcPr>
+            <w:tcW w:type="dxa" w:w="2160"/>
+          </w:tcPr>
+          <w:p>
+            <w:r>
+              <w:rPr>
+                <w:b w:val="0"/>
+              </w:rPr>
+              <w:t>{co_cau_tai_san_gop_von_dau_tu.ngoai_te_tu_do_chuyen_doi.ty_le}</w:t>
+            </w:r>
+          </w:p>
+        </w:tc>
+      </w:tr>
+      <w:tr>
+        <w:tc>
+          <w:tcPr>
+            <w:tcW w:type="dxa" w:w="2160"/>
+          </w:tcPr>
+          <w:p>
+            <w:r>
+              <w:rPr>
+                <w:b w:val="0"/>
+              </w:rPr>
+              <w:t>Vàng</w:t>
+            </w:r>
+          </w:p>
+        </w:tc>
+        <w:tc>
+          <w:tcPr>
+            <w:tcW w:type="dxa" w:w="2160"/>
+          </w:tcPr>
+          <w:p>
+            <w:r>
+              <w:rPr>
+                <w:b w:val="0"/>
+              </w:rPr>
+              <w:t>{co_cau_tai_san_gop_von_dau_tu.vang.chi_tiet_ngoai_te_tai_san_khac}</w:t>
+            </w:r>
+          </w:p>
+        </w:tc>
+        <w:tc>
+          <w:tcPr>
+            <w:tcW w:type="dxa" w:w="2160"/>
+          </w:tcPr>
+          <w:p>
+            <w:r>
+              <w:rPr>
+                <w:b w:val="0"/>
+              </w:rPr>
+              <w:t>{co_cau_tai_san_gop_von_dau_tu.vang.gia_tri_vnd}</w:t>
+            </w:r>
+          </w:p>
+        </w:tc>
+        <w:tc>
+          <w:tcPr>
+            <w:tcW w:type="dxa" w:w="2160"/>
+          </w:tcPr>
+          <w:p>
+            <w:r>
+              <w:rPr>
+                <w:b w:val="0"/>
+              </w:rPr>
+              <w:t>{co_cau_tai_san_gop_von_dau_tu.vang.ty_le}</w:t>
+            </w:r>
+          </w:p>
+        </w:tc>
+      </w:tr>
+      <w:tr>
+        <w:tc>
+          <w:tcPr>
+            <w:tcW w:type="dxa" w:w="2160"/>
+          </w:tcPr>
+          <w:p>
+            <w:r>
+              <w:rPr>
+                <w:b w:val="0"/>
+              </w:rPr>
+              <w:t>Quyền sử dụng đất</w:t>
+            </w:r>
+          </w:p>
+        </w:tc>
+        <w:tc>
+          <w:tcPr>
+            <w:tcW w:type="dxa" w:w="2160"/>
+          </w:tcPr>
+          <w:p>
+            <w:r>
+              <w:rPr>
+                <w:b w:val="0"/>
+              </w:rPr>
+              <w:t>{co_cau_tai_san_gop_von_dau_tu.quyen_su_dung_dat.chi_tiet_ngoai_te_tai_san_khac}</w:t>
+            </w:r>
+          </w:p>
+        </w:tc>
+        <w:tc>
+          <w:tcPr>
+            <w:tcW w:type="dxa" w:w="2160"/>
+          </w:tcPr>
+          <w:p>
+            <w:r>
+              <w:rPr>
+                <w:b w:val="0"/>
+              </w:rPr>
+              <w:t>{co_cau_tai_san_gop_von_dau_tu.quyen_su_dung_dat.gia_tri_vnd}</w:t>
+            </w:r>
+          </w:p>
+        </w:tc>
+        <w:tc>
+          <w:tcPr>
+            <w:tcW w:type="dxa" w:w="2160"/>
+          </w:tcPr>
+          <w:p>
+            <w:r>
+              <w:rPr>
+                <w:b w:val="0"/>
+              </w:rPr>
+              <w:t>{co_cau_tai_san_gop_von_dau_tu.quyen_su_dung_dat.ty_le}</w:t>
+            </w:r>
+          </w:p>
+        </w:tc>
+      </w:tr>
+      <w:tr>
+        <w:tc>
+          <w:tcPr>
+            <w:tcW w:type="dxa" w:w="2160"/>
+          </w:tcPr>
+          <w:p>
+            <w:r>
+              <w:rPr>
+                <w:b w:val="0"/>
+              </w:rPr>
+              <w:t>Quyền sở hữu trí tuệ</w:t>
+            </w:r>
+          </w:p>
+        </w:tc>
+        <w:tc>
+          <w:tcPr>
+            <w:tcW w:type="dxa" w:w="2160"/>
+          </w:tcPr>
+          <w:p>
+            <w:r>
+              <w:rPr>
+                <w:b w:val="0"/>
+              </w:rPr>
+              <w:t>{co_cau_tai_san_gop_von_dau_tu.quyen_so_huu_tri_tue.chi_tiet_ngoai_te_tai_san_khac}</w:t>
+            </w:r>
+          </w:p>
+        </w:tc>
+        <w:tc>
+          <w:tcPr>
+            <w:tcW w:type="dxa" w:w="2160"/>
+          </w:tcPr>
+          <w:p>
+            <w:r>
+              <w:rPr>
+                <w:b w:val="0"/>
+              </w:rPr>
+              <w:t>{co_cau_tai_san_gop_von_dau_tu.quyen_so_huu_tri_tue.gia_tri_vnd}</w:t>
+            </w:r>
+          </w:p>
+        </w:tc>
+        <w:tc>
+          <w:tcPr>
+            <w:tcW w:type="dxa" w:w="2160"/>
+          </w:tcPr>
+          <w:p>
+            <w:r>
+              <w:rPr>
+                <w:b w:val="0"/>
+              </w:rPr>
+              <w:t>{co_cau_tai_san_gop_von_dau_tu.quyen_so_huu_tri_tue.ty_le}</w:t>
+            </w:r>
+          </w:p>
+        </w:tc>
+      </w:tr>
+      <w:tr>
+        <w:tc>
+          <w:tcPr>
+            <w:tcW w:type="dxa" w:w="2160"/>
+          </w:tcPr>
+          <w:p>
+            <w:r>
+              <w:rPr>
+                <w:b w:val="0"/>
+              </w:rPr>
+              <w:t>Các tài sản khác (ghi rõ loại tài sản, số lượng và giá trị còn lại của mỗi loại tài sản, có thể lập thành danh mục riêng kèm theo hồ sơ đăng ký doanh nghiệp)</w:t>
+            </w:r>
+          </w:p>
+        </w:tc>
+        <w:tc>
+          <w:tcPr>
+            <w:tcW w:type="dxa" w:w="2160"/>
+          </w:tcPr>
+          <w:p>
+            <w:r>
+              <w:rPr>
+                <w:b w:val="0"/>
+              </w:rPr>
+              <w:t>{co_cau_tai_san_gop_von_dau_tu.tai_san_khac.chi_tiet_ngoai_te_tai_san_khac}</w:t>
+            </w:r>
+          </w:p>
+        </w:tc>
+        <w:tc>
+          <w:tcPr>
+            <w:tcW w:type="dxa" w:w="2160"/>
+          </w:tcPr>
+          <w:p>
+            <w:r>
+              <w:rPr>
+                <w:b w:val="0"/>
+              </w:rPr>
+              <w:t>{co_cau_tai_san_gop_von_dau_tu.tai_san_khac.gia_tri_vnd}</w:t>
+            </w:r>
+          </w:p>
+        </w:tc>
+        <w:tc>
+          <w:tcPr>
+            <w:tcW w:type="dxa" w:w="2160"/>
+          </w:tcPr>
+          <w:p>
+            <w:r>
+              <w:rPr>
+                <w:b w:val="0"/>
+              </w:rPr>
+              <w:t>{co_cau_tai_san_gop_von_dau_tu.tai_san_khac.ty_le}</w:t>
+            </w:r>
+          </w:p>
+        </w:tc>
+      </w:tr>
+      <w:tr>
+        <w:tc>
+          <w:tcPr>
+            <w:tcW w:type="dxa" w:w="2160"/>
+          </w:tcPr>
+          <w:p>
+            <w:r>
+              <w:rPr>
+                <w:b w:val="0"/>
+              </w:rPr>
+              <w:t>Tổng số</w:t>
+            </w:r>
+          </w:p>
+        </w:tc>
+        <w:tc>
+          <w:tcPr>
+            <w:tcW w:type="dxa" w:w="2160"/>
+          </w:tcPr>
+          <w:p>
+            <w:r>
+              <w:rPr>
+                <w:b w:val="0"/>
+              </w:rPr>
+              <w:t>{co_cau_tai_san_gop_von_dau_tu.tong_so.chi_tiet_ngoai_te_tai_san_khac}</w:t>
+            </w:r>
+          </w:p>
+        </w:tc>
+        <w:tc>
+          <w:tcPr>
+            <w:tcW w:type="dxa" w:w="2160"/>
+          </w:tcPr>
+          <w:p>
+            <w:r>
+              <w:rPr>
+                <w:b w:val="0"/>
+              </w:rPr>
+              <w:t>{co_cau_tai_san_gop_von_dau_tu.tong_so.gia_tri_vnd}</w:t>
+            </w:r>
+          </w:p>
+        </w:tc>
+        <w:tc>
+          <w:tcPr>
+            <w:tcW w:type="dxa" w:w="2160"/>
+          </w:tcPr>
+          <w:p>
+            <w:r>
+              <w:rPr>
+                <w:b w:val="0"/>
+              </w:rPr>
+              <w:t>{co_cau_tai_san_gop_von_dau_tu.tong_so.ty_le}</w:t>
+            </w:r>
+          </w:p>
+        </w:tc>
+      </w:tr>
+    </w:tbl>
+    <w:p/>
     <w:p>
       <w:pPr>
         <w:jc w:val="center"/>
@@ -2070,9 +2523,8 @@
           <w:rFonts w:ascii="Arial" w:hAnsi="Arial" w:cs="Arial"/>
           <w:sz w:val="24"/>
           <w:sz-cs w:val="24"/>
-          <w:b/>
-        </w:rPr>
-        <w:t xml:space="preserve">STT</w:t>
+        </w:rPr>
+        <w:t xml:space="preserve"/>
       </w:r>
     </w:p>
     <w:p>
@@ -2085,9 +2537,8 @@
           <w:rFonts w:ascii="Arial" w:hAnsi="Arial" w:cs="Arial"/>
           <w:sz w:val="24"/>
           <w:sz-cs w:val="24"/>
-          <w:b/>
-        </w:rPr>
-        <w:t xml:space="preserve">Tài sản góp vốn</w:t>
+        </w:rPr>
+        <w:t xml:space="preserve"/>
       </w:r>
     </w:p>
     <w:p>
@@ -2100,30 +2551,8 @@
           <w:rFonts w:ascii="Arial" w:hAnsi="Arial" w:cs="Arial"/>
           <w:sz w:val="24"/>
           <w:sz-cs w:val="24"/>
-          <w:b/>
-        </w:rPr>
-        <w:t xml:space="preserve">Giá trị vốn của từng tài sản trong vốn đầu tư</w:t>
-        <w:br/>
-        <w:t xml:space="preserve">(</w:t>
-      </w:r>
-      <w:r>
-        <w:rPr>
-          <w:rFonts w:ascii="Arial" w:hAnsi="Arial" w:cs="Arial"/>
-          <w:sz w:val="24"/>
-          <w:sz-cs w:val="24"/>
-          <w:b/>
-          <w:i/>
-        </w:rPr>
-        <w:t xml:space="preserve">bằng số, VNĐ</w:t>
-      </w:r>
-      <w:r>
-        <w:rPr>
-          <w:rFonts w:ascii="Arial" w:hAnsi="Arial" w:cs="Arial"/>
-          <w:sz w:val="24"/>
-          <w:sz-cs w:val="24"/>
-          <w:b/>
-        </w:rPr>
-        <w:t xml:space="preserve">)</w:t>
+        </w:rPr>
+        <w:t xml:space="preserve"/>
       </w:r>
     </w:p>
     <w:p>
@@ -2136,28 +2565,8 @@
           <w:rFonts w:ascii="Arial" w:hAnsi="Arial" w:cs="Arial"/>
           <w:sz w:val="24"/>
           <w:sz-cs w:val="24"/>
-          <w:b/>
-        </w:rPr>
-        <w:t xml:space="preserve">Tỷ lệ (</w:t>
-      </w:r>
-      <w:r>
-        <w:rPr>
-          <w:rFonts w:ascii="Arial" w:hAnsi="Arial" w:cs="Arial"/>
-          <w:sz w:val="24"/>
-          <w:sz-cs w:val="24"/>
-          <w:b/>
-          <w:i/>
-        </w:rPr>
-        <w:t xml:space="preserve">%</w:t>
-      </w:r>
-      <w:r>
-        <w:rPr>
-          <w:rFonts w:ascii="Arial" w:hAnsi="Arial" w:cs="Arial"/>
-          <w:sz w:val="24"/>
-          <w:sz-cs w:val="24"/>
-          <w:b/>
-        </w:rPr>
-        <w:t xml:space="preserve">)</w:t>
+        </w:rPr>
+        <w:t xml:space="preserve"/>
       </w:r>
     </w:p>
     <w:p>
@@ -2171,20 +2580,7 @@
           <w:sz w:val="24"/>
           <w:sz-cs w:val="24"/>
         </w:rPr>
-        <w:t xml:space="preserve">1</w:t>
-      </w:r>
-    </w:p>
-    <w:p>
-      <w:pPr>
-        <w:spacing w:before="120"/>
-      </w:pPr>
-      <w:r>
-        <w:rPr>
-          <w:rFonts w:ascii="Arial" w:hAnsi="Arial" w:cs="Arial"/>
-          <w:sz w:val="24"/>
-          <w:sz-cs w:val="24"/>
-        </w:rPr>
-        <w:t xml:space="preserve">Đồng Việt Nam</w:t>
+        <w:t xml:space="preserve"/>
       </w:r>
     </w:p>
     <w:p>
@@ -2226,37 +2622,7 @@
           <w:sz w:val="24"/>
           <w:sz-cs w:val="24"/>
         </w:rPr>
-        <w:t xml:space="preserve">2</w:t>
-      </w:r>
-    </w:p>
-    <w:p>
-      <w:pPr>
-        <w:spacing w:before="120"/>
-      </w:pPr>
-      <w:r>
-        <w:rPr>
-          <w:rFonts w:ascii="Arial" w:hAnsi="Arial" w:cs="Arial"/>
-          <w:sz w:val="24"/>
-          <w:sz-cs w:val="24"/>
-        </w:rPr>
-        <w:t xml:space="preserve">Ngoại tệ tự do chuyển đổi (</w:t>
-      </w:r>
-      <w:r>
-        <w:rPr>
-          <w:rFonts w:ascii="Arial" w:hAnsi="Arial" w:cs="Arial"/>
-          <w:sz w:val="24"/>
-          <w:sz-cs w:val="24"/>
-          <w:i/>
-        </w:rPr>
-        <w:t xml:space="preserve">ghi rõ loại ngoại tệ, số tiền được góp bằng mỗi loại ngoại tệ</w:t>
-      </w:r>
-      <w:r>
-        <w:rPr>
-          <w:rFonts w:ascii="Arial" w:hAnsi="Arial" w:cs="Arial"/>
-          <w:sz w:val="24"/>
-          <w:sz-cs w:val="24"/>
-        </w:rPr>
-        <w:t xml:space="preserve">)</w:t>
+        <w:t xml:space="preserve"/>
       </w:r>
     </w:p>
     <w:p>
@@ -2298,20 +2664,7 @@
           <w:sz w:val="24"/>
           <w:sz-cs w:val="24"/>
         </w:rPr>
-        <w:t xml:space="preserve">3</w:t>
-      </w:r>
-    </w:p>
-    <w:p>
-      <w:pPr>
-        <w:spacing w:before="120"/>
-      </w:pPr>
-      <w:r>
-        <w:rPr>
-          <w:rFonts w:ascii="Arial" w:hAnsi="Arial" w:cs="Arial"/>
-          <w:sz w:val="24"/>
-          <w:sz-cs w:val="24"/>
-        </w:rPr>
-        <w:t xml:space="preserve">Vàng</w:t>
+        <w:t xml:space="preserve"/>
       </w:r>
     </w:p>
     <w:p>
@@ -2326,216 +2679,6 @@
           <w:sz-cs w:val="24"/>
         </w:rPr>
         <w:t xml:space="preserve"/>
-      </w:r>
-    </w:p>
-    <w:p>
-      <w:pPr>
-        <w:jc w:val="center"/>
-        <w:spacing w:before="120"/>
-      </w:pPr>
-      <w:r>
-        <w:rPr>
-          <w:rFonts w:ascii="Arial" w:hAnsi="Arial" w:cs="Arial"/>
-          <w:sz w:val="24"/>
-          <w:sz-cs w:val="24"/>
-        </w:rPr>
-        <w:t xml:space="preserve"/>
-      </w:r>
-    </w:p>
-    <w:p>
-      <w:pPr>
-        <w:jc w:val="center"/>
-        <w:spacing w:before="120"/>
-      </w:pPr>
-      <w:r>
-        <w:rPr>
-          <w:rFonts w:ascii="Arial" w:hAnsi="Arial" w:cs="Arial"/>
-          <w:sz w:val="24"/>
-          <w:sz-cs w:val="24"/>
-        </w:rPr>
-        <w:t xml:space="preserve">4</w:t>
-      </w:r>
-    </w:p>
-    <w:p>
-      <w:pPr>
-        <w:spacing w:before="120"/>
-      </w:pPr>
-      <w:r>
-        <w:rPr>
-          <w:rFonts w:ascii="Arial" w:hAnsi="Arial" w:cs="Arial"/>
-          <w:sz w:val="24"/>
-          <w:sz-cs w:val="24"/>
-        </w:rPr>
-        <w:t xml:space="preserve">Quyền sử dụng đất</w:t>
-      </w:r>
-    </w:p>
-    <w:p>
-      <w:pPr>
-        <w:jc w:val="center"/>
-        <w:spacing w:before="120"/>
-      </w:pPr>
-      <w:r>
-        <w:rPr>
-          <w:rFonts w:ascii="Arial" w:hAnsi="Arial" w:cs="Arial"/>
-          <w:sz w:val="24"/>
-          <w:sz-cs w:val="24"/>
-        </w:rPr>
-        <w:t xml:space="preserve"/>
-      </w:r>
-    </w:p>
-    <w:p>
-      <w:pPr>
-        <w:jc w:val="center"/>
-        <w:spacing w:before="120"/>
-      </w:pPr>
-      <w:r>
-        <w:rPr>
-          <w:rFonts w:ascii="Arial" w:hAnsi="Arial" w:cs="Arial"/>
-          <w:sz w:val="24"/>
-          <w:sz-cs w:val="24"/>
-        </w:rPr>
-        <w:t xml:space="preserve"/>
-      </w:r>
-    </w:p>
-    <w:p>
-      <w:pPr>
-        <w:jc w:val="center"/>
-        <w:spacing w:before="120"/>
-      </w:pPr>
-      <w:r>
-        <w:rPr>
-          <w:rFonts w:ascii="Arial" w:hAnsi="Arial" w:cs="Arial"/>
-          <w:sz w:val="24"/>
-          <w:sz-cs w:val="24"/>
-        </w:rPr>
-        <w:t xml:space="preserve">5</w:t>
-      </w:r>
-    </w:p>
-    <w:p>
-      <w:pPr>
-        <w:spacing w:before="120"/>
-      </w:pPr>
-      <w:r>
-        <w:rPr>
-          <w:rFonts w:ascii="Arial" w:hAnsi="Arial" w:cs="Arial"/>
-          <w:sz w:val="24"/>
-          <w:sz-cs w:val="24"/>
-        </w:rPr>
-        <w:t xml:space="preserve">Quyền sở hữu trí tuệ</w:t>
-      </w:r>
-    </w:p>
-    <w:p>
-      <w:pPr>
-        <w:jc w:val="center"/>
-        <w:spacing w:before="120"/>
-      </w:pPr>
-      <w:r>
-        <w:rPr>
-          <w:rFonts w:ascii="Arial" w:hAnsi="Arial" w:cs="Arial"/>
-          <w:sz w:val="24"/>
-          <w:sz-cs w:val="24"/>
-        </w:rPr>
-        <w:t xml:space="preserve"/>
-      </w:r>
-    </w:p>
-    <w:p>
-      <w:pPr>
-        <w:jc w:val="center"/>
-        <w:spacing w:before="120"/>
-      </w:pPr>
-      <w:r>
-        <w:rPr>
-          <w:rFonts w:ascii="Arial" w:hAnsi="Arial" w:cs="Arial"/>
-          <w:sz w:val="24"/>
-          <w:sz-cs w:val="24"/>
-        </w:rPr>
-        <w:t xml:space="preserve"/>
-      </w:r>
-    </w:p>
-    <w:p>
-      <w:pPr>
-        <w:jc w:val="center"/>
-        <w:spacing w:before="120"/>
-      </w:pPr>
-      <w:r>
-        <w:rPr>
-          <w:rFonts w:ascii="Arial" w:hAnsi="Arial" w:cs="Arial"/>
-          <w:sz w:val="24"/>
-          <w:sz-cs w:val="24"/>
-        </w:rPr>
-        <w:t xml:space="preserve">6</w:t>
-      </w:r>
-    </w:p>
-    <w:p>
-      <w:pPr>
-        <w:spacing w:before="120"/>
-      </w:pPr>
-      <w:r>
-        <w:rPr>
-          <w:rFonts w:ascii="Arial" w:hAnsi="Arial" w:cs="Arial"/>
-          <w:sz w:val="24"/>
-          <w:sz-cs w:val="24"/>
-        </w:rPr>
-        <w:t xml:space="preserve">Các tài sản khác (</w:t>
-      </w:r>
-      <w:r>
-        <w:rPr>
-          <w:rFonts w:ascii="Arial" w:hAnsi="Arial" w:cs="Arial"/>
-          <w:sz w:val="24"/>
-          <w:sz-cs w:val="24"/>
-          <w:i/>
-        </w:rPr>
-        <w:t xml:space="preserve">ghi rõ loại tài sản, số lượng và giá trị còn lại của mỗi loại tài sản, có thể lập thành danh mục riêng kèm theo hồ sơ đăng ký doanh nghiệp</w:t>
-      </w:r>
-      <w:r>
-        <w:rPr>
-          <w:rFonts w:ascii="Arial" w:hAnsi="Arial" w:cs="Arial"/>
-          <w:sz w:val="24"/>
-          <w:sz-cs w:val="24"/>
-        </w:rPr>
-        <w:t xml:space="preserve">)</w:t>
-      </w:r>
-    </w:p>
-    <w:p>
-      <w:pPr>
-        <w:jc w:val="center"/>
-        <w:spacing w:before="120"/>
-      </w:pPr>
-      <w:r>
-        <w:rPr>
-          <w:rFonts w:ascii="Arial" w:hAnsi="Arial" w:cs="Arial"/>
-          <w:sz w:val="24"/>
-          <w:sz-cs w:val="24"/>
-        </w:rPr>
-        <w:t xml:space="preserve"/>
-      </w:r>
-    </w:p>
-    <w:p>
-      <w:pPr>
-        <w:jc w:val="center"/>
-        <w:spacing w:before="120"/>
-      </w:pPr>
-      <w:r>
-        <w:rPr>
-          <w:rFonts w:ascii="Arial" w:hAnsi="Arial" w:cs="Arial"/>
-          <w:sz w:val="24"/>
-          <w:sz-cs w:val="24"/>
-        </w:rPr>
-        <w:t xml:space="preserve"/>
-      </w:r>
-    </w:p>
-    <w:p>
-      <w:pPr>
-        <w:jc w:val="center"/>
-        <w:spacing w:before="120"/>
-      </w:pPr>
-      <w:r>
-        <w:rPr>
-          <w:rFonts w:ascii="Arial" w:hAnsi="Arial" w:cs="Arial"/>
-          <w:sz w:val="24"/>
-          <w:sz-cs w:val="24"/>
-        </w:rPr>
-        <w:t xml:space="preserve">Tổng số</w:t>
       </w:r>
     </w:p>
     <w:p>

--- a/app/templates/PLI_M01.docx
+++ b/app/templates/PLI_M01.docx
@@ -3901,7 +3901,7 @@
           <w:sz w:val="24"/>
           <w:sz-cs w:val="24"/>
         </w:rPr>
-        <w:t xml:space="preserve">□ 3 tháng một lần</w:t>
+        <w:t>{chk_bc_03_thang} 3 tháng một lần</w:t>
       </w:r>
     </w:p>
     <w:p>

--- a/app/templates/PLI_M01.docx
+++ b/app/templates/PLI_M01.docx
@@ -2044,7 +2044,7 @@
           <w:sz w:val="24"/>
           <w:sz-cs w:val="24"/>
         </w:rPr>
-        <w:t xml:space="preserve">Có hiển thị thông tin về giá trị tương đương theo đơn vị tiền tệ nước ngoài trên Giấy chứng nhận đăng ký doanh nghiệp hay không? Có {chk_khong} Không {chk_khong} </w:t>
+        <w:t xml:space="preserve">Có hiển thị thông tin về giá trị tương đương theo đơn vị tiền tệ nước ngoài trên Giấy chứng nhận đăng ký doanh nghiệp hay không? Có {chk_auto_co_hien_thi_thong_tin_ve_gia_tri_tuong_d} Không {chk_auto_khong} </w:t>
       </w:r>
     </w:p>
     <w:p>

--- a/app/templates/PLI_M01.docx
+++ b/app/templates/PLI_M01.docx
@@ -103,7 +103,7 @@
           <w:sz w:val="24"/>
           <w:sz-cs w:val="24"/>
         </w:rPr>
-        <w:t xml:space="preserve">Tôi là</w:t>
+        <w:t>Tôi là</w:t>
       </w:r>
       <w:r>
         <w:rPr>
@@ -112,7 +112,7 @@
           <w:sz-cs w:val="24"/>
           <w:vertAlign w:val="superscript"/>
         </w:rPr>
-        <w:t xml:space="preserve">1</w:t>
+        <w:t>1</w:t>
       </w:r>
       <w:r>
         <w:rPr>
@@ -129,17 +129,15 @@
           <w:sz-cs w:val="24"/>
           <w:i/>
         </w:rPr>
-        <w:t xml:space="preserve">ghi họ tên bằng chữ in hoa</w:t>
-      </w:r>
-      <w:r>
-        <w:rPr>
-          <w:rFonts w:ascii="Arial" w:hAnsi="Arial" w:cs="Arial"/>
-          <w:sz w:val="24"/>
-          <w:sz-cs w:val="24"/>
-        </w:rPr>
-        <w:t xml:space="preserve">): </w:t>
-        <w:tab/>
-        <w:t xml:space="preserve"/>
+        <w:t>ghi họ tên bằng chữ in hoa</w:t>
+      </w:r>
+      <w:r>
+        <w:rPr>
+          <w:rFonts w:ascii="Arial" w:hAnsi="Arial" w:cs="Arial"/>
+          <w:sz w:val="24"/>
+          <w:sz-cs w:val="24"/>
+        </w:rPr>
+        <w:t>): {chu_hkd.ho_ten}</w:t>
       </w:r>
     </w:p>
     <w:p>

--- a/app/templates/PLI_M01.docx
+++ b/app/templates/PLI_M01.docx
@@ -43,7 +43,7 @@
           <w:sz-cs w:val="24"/>
           <w:i/>
         </w:rPr>
-        <w:t>{dia_diem_ky}, ngày {ngay_ky_vb}tháng {thang_ky_vb} năm {nam_ky_vb}</w:t>
+        <w:t>{dia_diem_ky}, ngày {ngay_ky_vb} tháng {thang_ky_vb} năm {nam_ky_vb}</w:t>
       </w:r>
     </w:p>
     <w:p>
@@ -852,7 +852,7 @@
           <w:sz w:val="24"/>
           <w:sz-cs w:val="24"/>
         </w:rPr>
-        <w:t>Ngày cấp: {ngay_cap}Nơi cấp: {noi_cap}Ngày hết hạn (</w:t>
+        <w:t>Ngày cấp: {ngay_cap} Nơi cấp: {noi_cap} Ngày hết hạn (</w:t>
       </w:r>
       <w:r>
         <w:rPr>
@@ -1162,7 +1162,7 @@
           <w:sz w:val="24"/>
           <w:sz-cs w:val="24"/>
         </w:rPr>
-        <w:t>Ngày cấp: {ngay_cap}Nơi cấp: {noi_cap}Ngày hết hạn (</w:t>
+        <w:t>Ngày cấp: {ngay_cap} Nơi cấp: {noi_cap} Ngày hết hạn (</w:t>
       </w:r>
       <w:r>
         <w:rPr>
@@ -2029,7 +2029,7 @@
           <w:sz w:val="24"/>
           <w:sz-cs w:val="24"/>
         </w:rPr>
-        <w:t>):{gia_tri_ntte}</w:t>
+        <w:t>): {gia_tri_ntte}</w:t>
       </w:r>
     </w:p>
     <w:p>
@@ -2811,7 +2811,7 @@
           <w:sz w:val="24"/>
           <w:sz-cs w:val="24"/>
         </w:rPr>
-        <w:t>Họ, chữ đệm và tên Giám đốc/Tổng giám đốc:{gd.ho_ten}</w:t>
+        <w:t>Họ, chữ đệm và tên Giám đốc/Tổng giám đốc: {gd.ho_ten}</w:t>
       </w:r>
     </w:p>
     <w:p>
@@ -2863,7 +2863,7 @@
           <w:sz w:val="24"/>
           <w:sz-cs w:val="24"/>
         </w:rPr>
-        <w:t>Điện thoại:{gd.dien_thoai}</w:t>
+        <w:t>Điện thoại: {gd.dien_thoai}</w:t>
       </w:r>
     </w:p>
     <w:p>
@@ -2920,7 +2920,7 @@
           <w:sz w:val="24"/>
           <w:sz-cs w:val="24"/>
         </w:rPr>
-        <w:t>Họ, chữ đệm và tên Kế toán trưởng/Phụ trách kế toán:{kt.ho_ten}</w:t>
+        <w:t>Họ, chữ đệm và tên Kế toán trưởng/Phụ trách kế toán: {kt.ho_ten}</w:t>
       </w:r>
     </w:p>
     <w:p>
@@ -2972,7 +2972,7 @@
           <w:sz w:val="24"/>
           <w:sz-cs w:val="24"/>
         </w:rPr>
-        <w:t>Điện thoại:{kt.dien_thoai}</w:t>
+        <w:t>Điện thoại: {kt.dien_thoai}</w:t>
       </w:r>
     </w:p>
     <w:p>

--- a/app/templates/PLI_M01.docx
+++ b/app/templates/PLI_M01.docx
@@ -475,6 +475,14 @@
           <w:sz w:val="24"/>
           <w:sz-cs w:val="24"/>
         </w:rPr>
+        <w:t xml:space="preserve">{chk_tt_thanh_lap_moi} </w:t>
+      </w:r>
+      <w:r>
+        <w:rPr>
+          <w:rFonts w:ascii="Arial" w:hAnsi="Arial" w:cs="Arial"/>
+          <w:sz w:val="24"/>
+          <w:sz-cs w:val="24"/>
+        </w:rPr>
         <w:t xml:space="preserve">Thành lập mới</w:t>
       </w:r>
     </w:p>
@@ -488,13 +496,8 @@
           <w:sz w:val="24"/>
           <w:sz-cs w:val="24"/>
         </w:rPr>
-        <w:t>{chk_tt_thanh_lap_moi}</w:t>
-      </w:r>
-    </w:p>
-    <w:p>
-      <w:pPr>
-        <w:spacing w:before="120"/>
-      </w:pPr>
+        <w:t xml:space="preserve">{chk_tt_chuyen_doi_tu_hkd} </w:t>
+      </w:r>
       <w:r>
         <w:rPr>
           <w:rFonts w:ascii="Arial" w:hAnsi="Arial" w:cs="Arial"/>
@@ -514,13 +517,8 @@
           <w:sz w:val="24"/>
           <w:sz-cs w:val="24"/>
         </w:rPr>
-        <w:t>{chk_tt_chuyen_doi_tu_hkd}</w:t>
-      </w:r>
-    </w:p>
-    <w:p>
-      <w:pPr>
-        <w:spacing w:before="120"/>
-      </w:pPr>
+        <w:t xml:space="preserve">{chk_tt_chuyen_doi_tu_csbt} </w:t>
+      </w:r>
       <w:r>
         <w:rPr>
           <w:rFonts w:ascii="Arial" w:hAnsi="Arial" w:cs="Arial"/>
@@ -545,19 +543,6 @@
           <w:sz-cs w:val="24"/>
         </w:rPr>
         <w:t xml:space="preserve"/>
-      </w:r>
-    </w:p>
-    <w:p>
-      <w:pPr>
-        <w:spacing w:before="120"/>
-      </w:pPr>
-      <w:r>
-        <w:rPr>
-          <w:rFonts w:ascii="Arial" w:hAnsi="Arial" w:cs="Arial"/>
-          <w:sz w:val="24"/>
-          <w:sz-cs w:val="24"/>
-        </w:rPr>
-        <w:t>{chk_tt_chuyen_doi_tu_csbt}</w:t>
       </w:r>
     </w:p>
     <w:p>
@@ -1518,6 +1503,14 @@
           <w:sz w:val="24"/>
           <w:sz-cs w:val="24"/>
         </w:rPr>
+        <w:t xml:space="preserve">{chk_khu_cong_nghiep} </w:t>
+      </w:r>
+      <w:r>
+        <w:rPr>
+          <w:rFonts w:ascii="Arial" w:hAnsi="Arial" w:cs="Arial"/>
+          <w:sz w:val="24"/>
+          <w:sz-cs w:val="24"/>
+        </w:rPr>
         <w:t xml:space="preserve">Khu công nghiệp</w:t>
       </w:r>
     </w:p>
@@ -1531,13 +1524,8 @@
           <w:sz w:val="24"/>
           <w:sz-cs w:val="24"/>
         </w:rPr>
-        <w:t>{chk_khu_cong_nghiep}</w:t>
-      </w:r>
-    </w:p>
-    <w:p>
-      <w:pPr>
-        <w:spacing w:before="120"/>
-      </w:pPr>
+        <w:t xml:space="preserve">{chk_khu_che_xuat} </w:t>
+      </w:r>
       <w:r>
         <w:rPr>
           <w:rFonts w:ascii="Arial" w:hAnsi="Arial" w:cs="Arial"/>
@@ -1557,13 +1545,8 @@
           <w:sz w:val="24"/>
           <w:sz-cs w:val="24"/>
         </w:rPr>
-        <w:t>{chk_khu_che_xuat}</w:t>
-      </w:r>
-    </w:p>
-    <w:p>
-      <w:pPr>
-        <w:spacing w:before="120"/>
-      </w:pPr>
+        <w:t xml:space="preserve">{chk_khu_kinh_te} </w:t>
+      </w:r>
       <w:r>
         <w:rPr>
           <w:rFonts w:ascii="Arial" w:hAnsi="Arial" w:cs="Arial"/>
@@ -1583,13 +1566,8 @@
           <w:sz w:val="24"/>
           <w:sz-cs w:val="24"/>
         </w:rPr>
-        <w:t>{chk_khu_kinh_te}</w:t>
-      </w:r>
-    </w:p>
-    <w:p>
-      <w:pPr>
-        <w:spacing w:before="120"/>
-      </w:pPr>
+        <w:t xml:space="preserve">{chk_khu_cong_nghe_cao} </w:t>
+      </w:r>
       <w:r>
         <w:rPr>
           <w:rFonts w:ascii="Arial" w:hAnsi="Arial" w:cs="Arial"/>
@@ -1597,19 +1575,6 @@
           <w:sz-cs w:val="24"/>
         </w:rPr>
         <w:t xml:space="preserve">Khu công nghệ cao</w:t>
-      </w:r>
-    </w:p>
-    <w:p>
-      <w:pPr>
-        <w:spacing w:before="120"/>
-      </w:pPr>
-      <w:r>
-        <w:rPr>
-          <w:rFonts w:ascii="Arial" w:hAnsi="Arial" w:cs="Arial"/>
-          <w:sz w:val="24"/>
-          <w:sz-cs w:val="24"/>
-        </w:rPr>
-        <w:t>{chk_khu_cong_nghe_cao}</w:t>
       </w:r>
     </w:p>
     <w:p>
@@ -3250,6 +3215,14 @@
           <w:sz w:val="24"/>
           <w:sz-cs w:val="24"/>
         </w:rPr>
+        <w:t xml:space="preserve">{chk_ht_doc_lap} </w:t>
+      </w:r>
+      <w:r>
+        <w:rPr>
+          <w:rFonts w:ascii="Arial" w:hAnsi="Arial" w:cs="Arial"/>
+          <w:sz w:val="24"/>
+          <w:sz-cs w:val="24"/>
+        </w:rPr>
         <w:t xml:space="preserve">Hạch toán độc lập</w:t>
       </w:r>
     </w:p>
@@ -3263,19 +3236,6 @@
           <w:sz w:val="24"/>
           <w:sz-cs w:val="24"/>
         </w:rPr>
-        <w:t>{chk_ht_doc_lap}</w:t>
-      </w:r>
-    </w:p>
-    <w:p>
-      <w:pPr>
-        <w:spacing w:before="120"/>
-      </w:pPr>
-      <w:r>
-        <w:rPr>
-          <w:rFonts w:ascii="Arial" w:hAnsi="Arial" w:cs="Arial"/>
-          <w:sz w:val="24"/>
-          <w:sz-cs w:val="24"/>
-        </w:rPr>
         <w:t xml:space="preserve"/>
       </w:r>
     </w:p>
@@ -3315,6 +3275,14 @@
           <w:sz w:val="24"/>
           <w:sz-cs w:val="24"/>
         </w:rPr>
+        <w:t xml:space="preserve">{chk_ht_phu_thuoc} </w:t>
+      </w:r>
+      <w:r>
+        <w:rPr>
+          <w:rFonts w:ascii="Arial" w:hAnsi="Arial" w:cs="Arial"/>
+          <w:sz w:val="24"/>
+          <w:sz-cs w:val="24"/>
+        </w:rPr>
         <w:t xml:space="preserve">Hạch toán phụ thuộc</w:t>
       </w:r>
     </w:p>
@@ -3328,19 +3296,6 @@
           <w:sz w:val="24"/>
           <w:sz-cs w:val="24"/>
         </w:rPr>
-        <w:t>{chk_ht_phu_thuoc}</w:t>
-      </w:r>
-    </w:p>
-    <w:p>
-      <w:pPr>
-        <w:spacing w:before="120"/>
-      </w:pPr>
-      <w:r>
-        <w:rPr>
-          <w:rFonts w:ascii="Arial" w:hAnsi="Arial" w:cs="Arial"/>
-          <w:sz w:val="24"/>
-          <w:sz-cs w:val="24"/>
-        </w:rPr>
         <w:t xml:space="preserve"/>
       </w:r>
     </w:p>
@@ -3660,24 +3615,19 @@
           <w:sz w:val="24"/>
           <w:sz-cs w:val="24"/>
         </w:rPr>
+        <w:t xml:space="preserve">{chk_gtgt_khoan_tru} </w:t>
+      </w:r>
+      <w:r>
+        <w:rPr>
+          <w:rFonts w:ascii="Arial" w:hAnsi="Arial" w:cs="Arial"/>
+          <w:sz w:val="24"/>
+          <w:sz-cs w:val="24"/>
+        </w:rPr>
         <w:t xml:space="preserve">Khấu trừ</w:t>
       </w:r>
     </w:p>
     <w:p>
       <w:pPr>
-        <w:spacing w:before="120"/>
-      </w:pPr>
-      <w:r>
-        <w:rPr>
-          <w:rFonts w:ascii="Arial" w:hAnsi="Arial" w:cs="Arial"/>
-          <w:sz w:val="24"/>
-          <w:sz-cs w:val="24"/>
-        </w:rPr>
-        <w:t>{chk_gtgt_khoan_tru}</w:t>
-      </w:r>
-    </w:p>
-    <w:p>
-      <w:pPr>
         <w:jc w:val="center"/>
         <w:spacing w:before="120"/>
       </w:pPr>
@@ -3700,24 +3650,19 @@
           <w:sz w:val="24"/>
           <w:sz-cs w:val="24"/>
         </w:rPr>
+        <w:t xml:space="preserve">{chk_gtgt_truc_tiep_tren_gtgt} </w:t>
+      </w:r>
+      <w:r>
+        <w:rPr>
+          <w:rFonts w:ascii="Arial" w:hAnsi="Arial" w:cs="Arial"/>
+          <w:sz w:val="24"/>
+          <w:sz-cs w:val="24"/>
+        </w:rPr>
         <w:t xml:space="preserve">Trực tiếp trên GTGT</w:t>
       </w:r>
     </w:p>
     <w:p>
       <w:pPr>
-        <w:spacing w:before="120"/>
-      </w:pPr>
-      <w:r>
-        <w:rPr>
-          <w:rFonts w:ascii="Arial" w:hAnsi="Arial" w:cs="Arial"/>
-          <w:sz w:val="24"/>
-          <w:sz-cs w:val="24"/>
-        </w:rPr>
-        <w:t>{chk_gtgt_truc_tiep_tren_gtgt}</w:t>
-      </w:r>
-    </w:p>
-    <w:p>
-      <w:pPr>
         <w:jc w:val="center"/>
         <w:spacing w:before="120"/>
       </w:pPr>
@@ -3740,24 +3685,19 @@
           <w:sz w:val="24"/>
           <w:sz-cs w:val="24"/>
         </w:rPr>
+        <w:t xml:space="preserve">{chk_gtgt_truc_tiep_doanh_so} </w:t>
+      </w:r>
+      <w:r>
+        <w:rPr>
+          <w:rFonts w:ascii="Arial" w:hAnsi="Arial" w:cs="Arial"/>
+          <w:sz w:val="24"/>
+          <w:sz-cs w:val="24"/>
+        </w:rPr>
         <w:t xml:space="preserve">Trực tiếp trên doanh số</w:t>
       </w:r>
     </w:p>
     <w:p>
       <w:pPr>
-        <w:spacing w:before="120"/>
-      </w:pPr>
-      <w:r>
-        <w:rPr>
-          <w:rFonts w:ascii="Arial" w:hAnsi="Arial" w:cs="Arial"/>
-          <w:sz w:val="24"/>
-          <w:sz-cs w:val="24"/>
-        </w:rPr>
-        <w:t>{chk_gtgt_truc_tiep_doanh_so}</w:t>
-      </w:r>
-    </w:p>
-    <w:p>
-      <w:pPr>
         <w:jc w:val="center"/>
         <w:spacing w:before="120"/>
       </w:pPr>
@@ -3780,20 +3720,15 @@
           <w:sz w:val="24"/>
           <w:sz-cs w:val="24"/>
         </w:rPr>
+        <w:t xml:space="preserve">{chk_gtgt_khong_phai_nop} </w:t>
+      </w:r>
+      <w:r>
+        <w:rPr>
+          <w:rFonts w:ascii="Arial" w:hAnsi="Arial" w:cs="Arial"/>
+          <w:sz w:val="24"/>
+          <w:sz-cs w:val="24"/>
+        </w:rPr>
         <w:t xml:space="preserve">Không phải nộp thuế GTGT</w:t>
-      </w:r>
-    </w:p>
-    <w:p>
-      <w:pPr>
-        <w:spacing w:before="120"/>
-      </w:pPr>
-      <w:r>
-        <w:rPr>
-          <w:rFonts w:ascii="Arial" w:hAnsi="Arial" w:cs="Arial"/>
-          <w:sz w:val="24"/>
-          <w:sz-cs w:val="24"/>
-        </w:rPr>
-        <w:t>{chk_gtgt_khong_phai_nop}</w:t>
       </w:r>
     </w:p>
     <w:p>

--- a/app/templates/PLI_M01.docx
+++ b/app/templates/PLI_M01.docx
@@ -2692,20 +2692,6 @@
           <w:sz-cs w:val="24"/>
         </w:rPr>
         <w:t xml:space="preserve">:</w:t>
-      </w:r>
-    </w:p>
-    <w:p>
-      <w:pPr>
-        <w:jc w:val="center"/>
-        <w:spacing w:before="120"/>
-      </w:pPr>
-      <w:r>
-        <w:rPr>
-          <w:rFonts w:ascii="Arial" w:hAnsi="Arial" w:cs="Arial"/>
-          <w:sz w:val="24"/>
-          <w:sz-cs w:val="24"/>
-        </w:rPr>
-        <w:t xml:space="preserve">STT</w:t>
       </w:r>
     </w:p>
     <w:p>

--- a/app/templates/PLI_M01.docx
+++ b/app/templates/PLI_M01.docx
@@ -624,50 +624,33 @@
           <w:sz w:val="24"/>
           <w:sz-cs w:val="24"/>
         </w:rPr>
-        <w:t>Số Giấy chứng nhận đăng ký hộ kinh doanh (</w:t>
-      </w:r>
-      <w:r>
-        <w:rPr>
-          <w:rFonts w:ascii="Arial" w:hAnsi="Arial" w:cs="Arial"/>
-          <w:sz w:val="24"/>
-          <w:sz-cs w:val="24"/>
-          <w:i/>
-        </w:rPr>
-        <w:t>nếu có</w:t>
-      </w:r>
-      <w:r>
-        <w:rPr>
-          <w:rFonts w:ascii="Arial" w:hAnsi="Arial" w:cs="Arial"/>
-          <w:sz w:val="24"/>
-          <w:sz-cs w:val="24"/>
-        </w:rPr>
-        <w:t>): {hkd_cd.so_gcn}</w:t>
-      </w:r>
-    </w:p>
-    <w:p>
-      <w:pPr>
-        <w:spacing w:before="120"/>
-      </w:pPr>
-      <w:r>
-        <w:rPr>
-          <w:rFonts w:ascii="Arial" w:hAnsi="Arial" w:cs="Arial"/>
-          <w:sz w:val="24"/>
-          <w:sz-cs w:val="24"/>
-        </w:rPr>
-        <w:t>Ngày cấp: {hkd_cd.ngay_cap} Nơi cấp: {hkd_cd.noi_cap}</w:t>
-      </w:r>
-    </w:p>
-    <w:p>
-      <w:pPr>
-        <w:spacing w:before="120"/>
-      </w:pPr>
-      <w:r>
-        <w:rPr>
-          <w:rFonts w:ascii="Arial" w:hAnsi="Arial" w:cs="Arial"/>
-          <w:sz w:val="24"/>
-          <w:sz-cs w:val="24"/>
-        </w:rPr>
-        <w:t>Mã số thuế của hộ kinh doanh: {hkd_cd.ma_so_thue}</w:t>
+        <w:t>Mã số hộ kinh doanh/Mã số đăng ký hộ kinh doanh/Mã số thuế: {hkd_ma_so}</w:t>
+      </w:r>
+      <w:r>
+        <w:rPr>
+          <w:rFonts w:ascii="Arial" w:hAnsi="Arial" w:cs="Arial"/>
+          <w:sz w:val="24"/>
+          <w:sz-cs w:val="24"/>
+          <w:i/>
+        </w:rPr>
+      </w:r>
+      <w:r>
+        <w:rPr>
+          <w:rFonts w:ascii="Arial" w:hAnsi="Arial" w:cs="Arial"/>
+          <w:sz w:val="24"/>
+          <w:sz-cs w:val="24"/>
+        </w:rPr>
+      </w:r>
+    </w:p>
+    <w:p>
+      <w:pPr>
+        <w:spacing w:before="120"/>
+      </w:pPr>
+      <w:r>
+        <w:rPr>
+          <w:i/>
+        </w:rPr>
+        <w:t>Trường hợp không khai thác được thông tin về hộ kinh doanh được chuyển đổi từ Cơ sở dữ liệu về đăng ký hộ kinh doanh hoặc thông tin khai thác được về hộ kinh doanh được chuyển đổi từ Cơ sở dữ liệu về đăng ký hộ kinh doanh không đầy đủ, không chính xác thì kê khai thêm các nội dung sau:</w:t>
       </w:r>
     </w:p>
     <w:p>
